--- a/Lab3/ИиКТ_25_ПОз_Марусова_Светлана_Вячеславовна_ЛР_3.docx
+++ b/Lab3/ИиКТ_25_ПОз_Марусова_Светлана_Вячеславовна_ЛР_3.docx
@@ -364,7 +364,6 @@
           <w:rFonts w:ascii="Times New Roman" w:hAnsi="Times New Roman"/>
           <w:sz w:val="28"/>
           <w:szCs w:val="28"/>
-          <w:lang w:val="en-US"/>
         </w:rPr>
       </w:pPr>
       <w:r>
@@ -388,7 +387,6 @@
           <w:rFonts w:ascii="Times New Roman" w:hAnsi="Times New Roman"/>
           <w:sz w:val="28"/>
           <w:szCs w:val="28"/>
-          <w:lang w:val="en-US"/>
         </w:rPr>
         <w:t>3</w:t>
       </w:r>
@@ -1358,7 +1356,7 @@
           <w:szCs w:val="24"/>
           <w:lang w:eastAsia="ru-RU"/>
         </w:rPr>
-        <w:t>Пользователям W</w:t>
+        <w:t xml:space="preserve">Пользователям </w:t>
       </w:r>
       <w:proofErr w:type="spellStart"/>
       <w:r>
@@ -1369,7 +1367,7 @@
           <w:szCs w:val="24"/>
           <w:lang w:eastAsia="ru-RU"/>
         </w:rPr>
-        <w:t>indows</w:t>
+        <w:t>Windows</w:t>
       </w:r>
       <w:proofErr w:type="spellEnd"/>
       <w:r>
@@ -1599,29 +1597,7 @@
           <w:szCs w:val="24"/>
           <w:lang w:val="en-US" w:eastAsia="ru-RU"/>
         </w:rPr>
-        <w:t xml:space="preserve"> </w:t>
-      </w:r>
-      <w:r>
-        <w:rPr>
-          <w:rFonts w:ascii="Times New Roman" w:eastAsia="Times New Roman" w:hAnsi="Times New Roman" w:cs="Times New Roman"/>
-          <w:b/>
-          <w:bCs/>
-          <w:sz w:val="24"/>
-          <w:szCs w:val="24"/>
-          <w:lang w:val="en-US" w:eastAsia="ru-RU"/>
-        </w:rPr>
-        <w:t>kkira.min@yandex.ru</w:t>
-      </w:r>
-      <w:r>
-        <w:rPr>
-          <w:rFonts w:ascii="Times New Roman" w:eastAsia="Times New Roman" w:hAnsi="Times New Roman" w:cs="Times New Roman"/>
-          <w:b/>
-          <w:bCs/>
-          <w:sz w:val="24"/>
-          <w:szCs w:val="24"/>
-          <w:lang w:val="en-US" w:eastAsia="ru-RU"/>
-        </w:rPr>
-        <w:t xml:space="preserve"> </w:t>
+        <w:t xml:space="preserve"> kkira.min@yandex.ru </w:t>
       </w:r>
     </w:p>
     <w:p>
@@ -1635,16 +1611,16 @@
           <w:rFonts w:ascii="Times New Roman" w:eastAsia="Times New Roman" w:hAnsi="Times New Roman" w:cs="Times New Roman"/>
           <w:sz w:val="24"/>
           <w:szCs w:val="24"/>
-          <w:lang w:eastAsia="ru-RU"/>
-        </w:rPr>
-      </w:pPr>
-      <w:r>
-        <w:rPr>
-          <w:rFonts w:ascii="Times New Roman" w:eastAsia="Times New Roman" w:hAnsi="Times New Roman" w:cs="Times New Roman"/>
-          <w:color w:val="000000"/>
-          <w:sz w:val="24"/>
-          <w:szCs w:val="24"/>
-          <w:lang w:eastAsia="ru-RU"/>
+          <w:lang w:val="en-US" w:eastAsia="ru-RU"/>
+        </w:rPr>
+      </w:pPr>
+      <w:r>
+        <w:rPr>
+          <w:rFonts w:ascii="Times New Roman" w:eastAsia="Times New Roman" w:hAnsi="Times New Roman" w:cs="Times New Roman"/>
+          <w:color w:val="000000"/>
+          <w:sz w:val="24"/>
+          <w:szCs w:val="24"/>
+          <w:lang w:val="en-US" w:eastAsia="ru-RU"/>
         </w:rPr>
         <w:t xml:space="preserve"> </w:t>
       </w:r>
@@ -2127,17 +2103,7 @@
           <w:szCs w:val="24"/>
           <w:lang w:eastAsia="ru-RU"/>
         </w:rPr>
-        <w:t>: &lt;</w:t>
-      </w:r>
-      <w:r>
-        <w:rPr>
-          <w:rFonts w:ascii="Times New Roman" w:eastAsia="Times New Roman" w:hAnsi="Times New Roman" w:cs="Times New Roman"/>
-          <w:color w:val="000000"/>
-          <w:sz w:val="24"/>
-          <w:szCs w:val="24"/>
-          <w:lang w:eastAsia="ru-RU"/>
-        </w:rPr>
-        <w:t>25</w:t>
+        <w:t>: &lt;25</w:t>
       </w:r>
       <w:proofErr w:type="spellStart"/>
       <w:r>
@@ -2591,9 +2557,9 @@
           <w:lang w:eastAsia="ru-RU"/>
         </w:rPr>
         <w:drawing>
-          <wp:inline distT="0" distB="0" distL="0" distR="0" wp14:anchorId="285F77F0" wp14:editId="0F4A30D8">
-            <wp:extent cx="3059812" cy="2311879"/>
-            <wp:effectExtent l="0" t="0" r="7620" b="0"/>
+          <wp:inline distT="0" distB="0" distL="0" distR="0" wp14:anchorId="285F77F0" wp14:editId="06EE3936">
+            <wp:extent cx="2493034" cy="1883643"/>
+            <wp:effectExtent l="0" t="0" r="2540" b="2540"/>
             <wp:docPr id="16" name="Рисунок 16" descr="C:\Users\Vesta_loner\AppData\Local\Microsoft\Windows\INetCache\Content.MSO\619E1C30.tmp"/>
             <wp:cNvGraphicFramePr>
               <a:graphicFrameLocks xmlns:a="http://schemas.openxmlformats.org/drawingml/2006/main" noChangeAspect="1"/>
@@ -2623,7 +2589,7 @@
                   <pic:spPr bwMode="auto">
                     <a:xfrm>
                       <a:off x="0" y="0"/>
-                      <a:ext cx="3081220" cy="2328054"/>
+                      <a:ext cx="2519215" cy="1903424"/>
                     </a:xfrm>
                     <a:prstGeom prst="rect">
                       <a:avLst/>
@@ -2761,16 +2727,7 @@
           <w:szCs w:val="24"/>
           <w:lang w:eastAsia="ru-RU"/>
         </w:rPr>
-        <w:t>удаленного</w:t>
-      </w:r>
-      <w:r>
-        <w:rPr>
-          <w:rFonts w:ascii="Times New Roman" w:eastAsia="Times New Roman" w:hAnsi="Times New Roman" w:cs="Times New Roman"/>
-          <w:sz w:val="24"/>
-          <w:szCs w:val="24"/>
-          <w:lang w:eastAsia="ru-RU"/>
-        </w:rPr>
-        <w:t xml:space="preserve"> репозитория </w:t>
+        <w:t xml:space="preserve">удаленного репозитория </w:t>
       </w:r>
     </w:p>
     <w:p>
@@ -2838,18 +2795,18 @@
           <w:rFonts w:ascii="Times New Roman" w:eastAsia="Times New Roman" w:hAnsi="Times New Roman" w:cs="Times New Roman"/>
           <w:sz w:val="24"/>
           <w:szCs w:val="24"/>
-          <w:lang w:eastAsia="ru-RU"/>
-        </w:rPr>
-      </w:pPr>
-      <w:r>
-        <w:rPr>
-          <w:rFonts w:ascii="Times New Roman" w:eastAsia="Times New Roman" w:hAnsi="Times New Roman" w:cs="Times New Roman"/>
-          <w:b/>
-          <w:bCs/>
-          <w:color w:val="000000"/>
-          <w:sz w:val="24"/>
-          <w:szCs w:val="24"/>
-          <w:lang w:eastAsia="ru-RU"/>
+          <w:lang w:val="en-US" w:eastAsia="ru-RU"/>
+        </w:rPr>
+      </w:pPr>
+      <w:r>
+        <w:rPr>
+          <w:rFonts w:ascii="Times New Roman" w:eastAsia="Times New Roman" w:hAnsi="Times New Roman" w:cs="Times New Roman"/>
+          <w:b/>
+          <w:bCs/>
+          <w:color w:val="000000"/>
+          <w:sz w:val="24"/>
+          <w:szCs w:val="24"/>
+          <w:lang w:val="en-US" w:eastAsia="ru-RU"/>
         </w:rPr>
         <w:t xml:space="preserve"> </w:t>
       </w:r>
@@ -3287,7 +3244,6 @@
           <w:szCs w:val="24"/>
           <w:lang w:val="en-US" w:eastAsia="ru-RU"/>
         </w:rPr>
-        <w:lastRenderedPageBreak/>
         <w:t>git checkout</w:t>
       </w:r>
       <w:r>
@@ -3383,6 +3339,7 @@
           <w:szCs w:val="24"/>
           <w:lang w:eastAsia="ru-RU"/>
         </w:rPr>
+        <w:lastRenderedPageBreak/>
         <w:drawing>
           <wp:inline distT="0" distB="0" distL="0" distR="0" wp14:anchorId="14F1919D" wp14:editId="29A23EA1">
             <wp:extent cx="5486400" cy="1276350"/>
@@ -3568,137 +3525,61 @@
         <w:ind w:left="437"/>
         <w:rPr>
           <w:rFonts w:ascii="Times New Roman" w:eastAsia="Times New Roman" w:hAnsi="Times New Roman" w:cs="Times New Roman"/>
-          <w:sz w:val="24"/>
-          <w:szCs w:val="24"/>
-          <w:lang w:eastAsia="ru-RU"/>
-        </w:rPr>
-      </w:pPr>
-      <w:r>
-        <w:rPr>
-          <w:rFonts w:ascii="Times New Roman" w:eastAsia="Times New Roman" w:hAnsi="Times New Roman" w:cs="Times New Roman"/>
-          <w:color w:val="000000"/>
-          <w:sz w:val="24"/>
-          <w:szCs w:val="24"/>
-          <w:lang w:eastAsia="ru-RU"/>
-        </w:rPr>
-        <w:t xml:space="preserve">Однако то, что файл появился в каталоге репозитория не означает, что </w:t>
-      </w:r>
-      <w:proofErr w:type="spellStart"/>
-      <w:r>
-        <w:rPr>
-          <w:rFonts w:ascii="Times New Roman" w:eastAsia="Times New Roman" w:hAnsi="Times New Roman" w:cs="Times New Roman"/>
-          <w:color w:val="000000"/>
-          <w:sz w:val="24"/>
-          <w:szCs w:val="24"/>
-          <w:lang w:eastAsia="ru-RU"/>
-        </w:rPr>
-        <w:t>git</w:t>
-      </w:r>
-      <w:proofErr w:type="spellEnd"/>
-      <w:r>
-        <w:rPr>
-          <w:rFonts w:ascii="Times New Roman" w:eastAsia="Times New Roman" w:hAnsi="Times New Roman" w:cs="Times New Roman"/>
-          <w:color w:val="000000"/>
-          <w:sz w:val="24"/>
-          <w:szCs w:val="24"/>
-          <w:lang w:eastAsia="ru-RU"/>
-        </w:rPr>
-        <w:t xml:space="preserve"> его уже отслеживает, для этого ему нужно указать файл/ы явно командой </w:t>
-      </w:r>
-    </w:p>
-    <w:p>
-      <w:pPr>
-        <w:tabs>
-          <w:tab w:val="num" w:pos="142"/>
-        </w:tabs>
-        <w:spacing w:after="200" w:line="273" w:lineRule="auto"/>
-        <w:ind w:left="437"/>
-        <w:rPr>
-          <w:rFonts w:ascii="Times New Roman" w:eastAsia="Times New Roman" w:hAnsi="Times New Roman" w:cs="Times New Roman"/>
-          <w:b/>
-          <w:bCs/>
-          <w:color w:val="C00000"/>
-          <w:sz w:val="24"/>
-          <w:szCs w:val="24"/>
-          <w:lang w:eastAsia="ru-RU"/>
-        </w:rPr>
-      </w:pPr>
-      <w:proofErr w:type="spellStart"/>
-      <w:r>
-        <w:rPr>
-          <w:rFonts w:ascii="Times New Roman" w:eastAsia="Times New Roman" w:hAnsi="Times New Roman" w:cs="Times New Roman"/>
-          <w:b/>
-          <w:bCs/>
-          <w:color w:val="C00000"/>
-          <w:sz w:val="24"/>
-          <w:szCs w:val="24"/>
-          <w:lang w:eastAsia="ru-RU"/>
-        </w:rPr>
-        <w:t>git</w:t>
-      </w:r>
-      <w:proofErr w:type="spellEnd"/>
-      <w:r>
-        <w:rPr>
-          <w:rFonts w:ascii="Times New Roman" w:eastAsia="Times New Roman" w:hAnsi="Times New Roman" w:cs="Times New Roman"/>
-          <w:b/>
-          <w:bCs/>
-          <w:color w:val="C00000"/>
-          <w:sz w:val="24"/>
-          <w:szCs w:val="24"/>
-          <w:lang w:eastAsia="ru-RU"/>
-        </w:rPr>
-        <w:t xml:space="preserve"> </w:t>
-      </w:r>
-      <w:proofErr w:type="spellStart"/>
-      <w:r>
-        <w:rPr>
-          <w:rFonts w:ascii="Times New Roman" w:eastAsia="Times New Roman" w:hAnsi="Times New Roman" w:cs="Times New Roman"/>
-          <w:b/>
-          <w:bCs/>
-          <w:color w:val="C00000"/>
-          <w:sz w:val="24"/>
-          <w:szCs w:val="24"/>
-          <w:lang w:eastAsia="ru-RU"/>
-        </w:rPr>
-        <w:t>add</w:t>
-      </w:r>
-      <w:proofErr w:type="spellEnd"/>
-      <w:r>
-        <w:rPr>
-          <w:rFonts w:ascii="Times New Roman" w:eastAsia="Times New Roman" w:hAnsi="Times New Roman" w:cs="Times New Roman"/>
-          <w:b/>
-          <w:bCs/>
-          <w:color w:val="C00000"/>
-          <w:sz w:val="24"/>
-          <w:szCs w:val="24"/>
-          <w:lang w:eastAsia="ru-RU"/>
-        </w:rPr>
-        <w:t xml:space="preserve"> Lr1 </w:t>
-      </w:r>
-    </w:p>
-    <w:p>
-      <w:pPr>
-        <w:tabs>
-          <w:tab w:val="num" w:pos="142"/>
-        </w:tabs>
-        <w:spacing w:after="200" w:line="273" w:lineRule="auto"/>
-        <w:ind w:left="437"/>
-        <w:rPr>
-          <w:rFonts w:ascii="Times New Roman" w:eastAsia="Times New Roman" w:hAnsi="Times New Roman" w:cs="Times New Roman"/>
-          <w:sz w:val="24"/>
-          <w:szCs w:val="24"/>
-          <w:lang w:eastAsia="ru-RU"/>
-        </w:rPr>
-      </w:pPr>
+          <w:color w:val="000000"/>
+          <w:sz w:val="24"/>
+          <w:szCs w:val="24"/>
+          <w:lang w:eastAsia="ru-RU"/>
+        </w:rPr>
+      </w:pPr>
+      <w:r>
+        <w:rPr>
+          <w:rFonts w:ascii="Times New Roman" w:eastAsia="Times New Roman" w:hAnsi="Times New Roman" w:cs="Times New Roman"/>
+          <w:color w:val="000000"/>
+          <w:sz w:val="24"/>
+          <w:szCs w:val="24"/>
+          <w:lang w:eastAsia="ru-RU"/>
+        </w:rPr>
+        <w:t xml:space="preserve">Добавляем текстовый файл </w:t>
+      </w:r>
+      <w:r>
+        <w:rPr>
+          <w:rFonts w:ascii="Times New Roman" w:eastAsia="Times New Roman" w:hAnsi="Times New Roman" w:cs="Times New Roman"/>
+          <w:color w:val="000000"/>
+          <w:sz w:val="24"/>
+          <w:szCs w:val="24"/>
+          <w:lang w:val="en-US" w:eastAsia="ru-RU"/>
+        </w:rPr>
+        <w:t>Lab</w:t>
+      </w:r>
+      <w:r>
+        <w:rPr>
+          <w:rFonts w:ascii="Times New Roman" w:eastAsia="Times New Roman" w:hAnsi="Times New Roman" w:cs="Times New Roman"/>
+          <w:color w:val="000000"/>
+          <w:sz w:val="24"/>
+          <w:szCs w:val="24"/>
+          <w:lang w:eastAsia="ru-RU"/>
+        </w:rPr>
+        <w:t>1</w:t>
+      </w:r>
+      <w:r>
+        <w:rPr>
+          <w:rFonts w:ascii="Times New Roman" w:eastAsia="Times New Roman" w:hAnsi="Times New Roman" w:cs="Times New Roman"/>
+          <w:color w:val="000000"/>
+          <w:sz w:val="24"/>
+          <w:szCs w:val="24"/>
+          <w:lang w:eastAsia="ru-RU"/>
+        </w:rPr>
+        <w:t>.</w:t>
+      </w:r>
       <w:r>
         <w:rPr>
           <w:noProof/>
         </w:rPr>
         <w:drawing>
-          <wp:inline distT="0" distB="0" distL="0" distR="0" wp14:anchorId="161AA34B" wp14:editId="16F73B48">
-            <wp:extent cx="5581650" cy="1371600"/>
-            <wp:effectExtent l="0" t="0" r="0" b="0"/>
-            <wp:docPr id="25" name="Рисунок 25"/>
+          <wp:inline distT="0" distB="0" distL="0" distR="0" wp14:anchorId="2477304B" wp14:editId="0B846A64">
+            <wp:extent cx="5800725" cy="1285875"/>
+            <wp:effectExtent l="0" t="0" r="9525" b="9525"/>
+            <wp:docPr id="3" name="Рисунок 3"/>
             <wp:cNvGraphicFramePr>
               <a:graphicFrameLocks xmlns:a="http://schemas.openxmlformats.org/drawingml/2006/main" noChangeAspect="1"/>
             </wp:cNvGraphicFramePr>
@@ -3718,7 +3599,7 @@
                   <pic:spPr>
                     <a:xfrm>
                       <a:off x="0" y="0"/>
-                      <a:ext cx="5581650" cy="1371600"/>
+                      <a:ext cx="5800725" cy="1285875"/>
                     </a:xfrm>
                     <a:prstGeom prst="rect">
                       <a:avLst/>
@@ -3740,20 +3621,21 @@
         <w:ind w:left="437"/>
         <w:rPr>
           <w:rFonts w:ascii="Times New Roman" w:eastAsia="Times New Roman" w:hAnsi="Times New Roman" w:cs="Times New Roman"/>
-          <w:sz w:val="24"/>
-          <w:szCs w:val="24"/>
-          <w:lang w:eastAsia="ru-RU"/>
-        </w:rPr>
-      </w:pPr>
-      <w:r>
-        <w:rPr>
-          <w:rFonts w:ascii="Times New Roman" w:eastAsia="Times New Roman" w:hAnsi="Times New Roman" w:cs="Times New Roman"/>
-          <w:color w:val="000000"/>
-          <w:sz w:val="24"/>
-          <w:szCs w:val="24"/>
-          <w:lang w:eastAsia="ru-RU"/>
-        </w:rPr>
-        <w:t xml:space="preserve">Чтобы при добавлении в </w:t>
+          <w:color w:val="000000"/>
+          <w:sz w:val="24"/>
+          <w:szCs w:val="24"/>
+          <w:lang w:eastAsia="ru-RU"/>
+        </w:rPr>
+      </w:pPr>
+      <w:r>
+        <w:rPr>
+          <w:rFonts w:ascii="Times New Roman" w:eastAsia="Times New Roman" w:hAnsi="Times New Roman" w:cs="Times New Roman"/>
+          <w:color w:val="000000"/>
+          <w:sz w:val="24"/>
+          <w:szCs w:val="24"/>
+          <w:lang w:eastAsia="ru-RU"/>
+        </w:rPr>
+        <w:t xml:space="preserve">Однако то, что файл появился в каталоге репозитория не означает, что </w:t>
       </w:r>
       <w:proofErr w:type="spellStart"/>
       <w:r>
@@ -3775,7 +3657,7 @@
           <w:szCs w:val="24"/>
           <w:lang w:eastAsia="ru-RU"/>
         </w:rPr>
-        <w:t xml:space="preserve"> не перечислять файлы или директории по отдельности, воспользуемся командой </w:t>
+        <w:t xml:space="preserve"> его уже отслеживает, для этого ему нужно указать файл/ы явно командой </w:t>
       </w:r>
     </w:p>
     <w:p>
@@ -3787,6 +3669,9 @@
         <w:ind w:left="437"/>
         <w:rPr>
           <w:rFonts w:ascii="Times New Roman" w:eastAsia="Times New Roman" w:hAnsi="Times New Roman" w:cs="Times New Roman"/>
+          <w:b/>
+          <w:bCs/>
+          <w:color w:val="C00000"/>
           <w:sz w:val="24"/>
           <w:szCs w:val="24"/>
           <w:lang w:eastAsia="ru-RU"/>
@@ -3842,7 +3727,7 @@
           <w:szCs w:val="24"/>
           <w:lang w:eastAsia="ru-RU"/>
         </w:rPr>
-        <w:t xml:space="preserve"> . </w:t>
+        <w:t xml:space="preserve"> Lr1 </w:t>
       </w:r>
     </w:p>
     <w:p>
@@ -3864,10 +3749,10 @@
           <w:noProof/>
         </w:rPr>
         <w:drawing>
-          <wp:inline distT="0" distB="0" distL="0" distR="0" wp14:anchorId="38471A62" wp14:editId="1ACBF5D3">
-            <wp:extent cx="5419725" cy="457200"/>
-            <wp:effectExtent l="0" t="0" r="9525" b="0"/>
-            <wp:docPr id="26" name="Рисунок 26"/>
+          <wp:inline distT="0" distB="0" distL="0" distR="0" wp14:anchorId="161AA34B" wp14:editId="16F73B48">
+            <wp:extent cx="5581650" cy="1371600"/>
+            <wp:effectExtent l="0" t="0" r="0" b="0"/>
+            <wp:docPr id="25" name="Рисунок 25"/>
             <wp:cNvGraphicFramePr>
               <a:graphicFrameLocks xmlns:a="http://schemas.openxmlformats.org/drawingml/2006/main" noChangeAspect="1"/>
             </wp:cNvGraphicFramePr>
@@ -3887,7 +3772,7 @@
                   <pic:spPr>
                     <a:xfrm>
                       <a:off x="0" y="0"/>
-                      <a:ext cx="5419725" cy="457200"/>
+                      <a:ext cx="5581650" cy="1371600"/>
                     </a:xfrm>
                     <a:prstGeom prst="rect">
                       <a:avLst/>
@@ -3922,7 +3807,29 @@
           <w:szCs w:val="24"/>
           <w:lang w:eastAsia="ru-RU"/>
         </w:rPr>
-        <w:t xml:space="preserve">Давайте сохраним изменения в репозитории и сделаем первый коммит: </w:t>
+        <w:t xml:space="preserve">Чтобы при добавлении в </w:t>
+      </w:r>
+      <w:proofErr w:type="spellStart"/>
+      <w:r>
+        <w:rPr>
+          <w:rFonts w:ascii="Times New Roman" w:eastAsia="Times New Roman" w:hAnsi="Times New Roman" w:cs="Times New Roman"/>
+          <w:color w:val="000000"/>
+          <w:sz w:val="24"/>
+          <w:szCs w:val="24"/>
+          <w:lang w:eastAsia="ru-RU"/>
+        </w:rPr>
+        <w:t>git</w:t>
+      </w:r>
+      <w:proofErr w:type="spellEnd"/>
+      <w:r>
+        <w:rPr>
+          <w:rFonts w:ascii="Times New Roman" w:eastAsia="Times New Roman" w:hAnsi="Times New Roman" w:cs="Times New Roman"/>
+          <w:color w:val="000000"/>
+          <w:sz w:val="24"/>
+          <w:szCs w:val="24"/>
+          <w:lang w:eastAsia="ru-RU"/>
+        </w:rPr>
+        <w:t xml:space="preserve"> не перечислять файлы или директории по отдельности, воспользуемся командой </w:t>
       </w:r>
     </w:p>
     <w:p>
@@ -3936,9 +3843,10 @@
           <w:rFonts w:ascii="Times New Roman" w:eastAsia="Times New Roman" w:hAnsi="Times New Roman" w:cs="Times New Roman"/>
           <w:sz w:val="24"/>
           <w:szCs w:val="24"/>
-          <w:lang w:val="en-US" w:eastAsia="ru-RU"/>
-        </w:rPr>
-      </w:pPr>
+          <w:lang w:eastAsia="ru-RU"/>
+        </w:rPr>
+      </w:pPr>
+      <w:proofErr w:type="spellStart"/>
       <w:r>
         <w:rPr>
           <w:rFonts w:ascii="Times New Roman" w:eastAsia="Times New Roman" w:hAnsi="Times New Roman" w:cs="Times New Roman"/>
@@ -3947,10 +3855,11 @@
           <w:color w:val="C00000"/>
           <w:sz w:val="24"/>
           <w:szCs w:val="24"/>
-          <w:lang w:val="en-US" w:eastAsia="ru-RU"/>
-        </w:rPr>
-        <w:t>git commit -m "</w:t>
-      </w:r>
+          <w:lang w:eastAsia="ru-RU"/>
+        </w:rPr>
+        <w:t>git</w:t>
+      </w:r>
+      <w:proofErr w:type="spellEnd"/>
       <w:r>
         <w:rPr>
           <w:rFonts w:ascii="Times New Roman" w:eastAsia="Times New Roman" w:hAnsi="Times New Roman" w:cs="Times New Roman"/>
@@ -3959,21 +3868,9 @@
           <w:color w:val="C00000"/>
           <w:sz w:val="24"/>
           <w:szCs w:val="24"/>
-          <w:lang w:val="en-US" w:eastAsia="ru-RU"/>
-        </w:rPr>
-        <w:t>My lab</w:t>
-      </w:r>
-      <w:r>
-        <w:rPr>
-          <w:rFonts w:ascii="Times New Roman" w:eastAsia="Times New Roman" w:hAnsi="Times New Roman" w:cs="Times New Roman"/>
-          <w:b/>
-          <w:bCs/>
-          <w:color w:val="C00000"/>
-          <w:sz w:val="24"/>
-          <w:szCs w:val="24"/>
-          <w:lang w:val="en-US" w:eastAsia="ru-RU"/>
-        </w:rPr>
-        <w:t xml:space="preserve">" </w:t>
+          <w:lang w:eastAsia="ru-RU"/>
+        </w:rPr>
+        <w:t xml:space="preserve"> add . </w:t>
       </w:r>
     </w:p>
     <w:p>
@@ -3992,61 +3889,14 @@
       </w:pPr>
       <w:r>
         <w:rPr>
-          <w:rFonts w:ascii="Times New Roman" w:eastAsia="Times New Roman" w:hAnsi="Times New Roman" w:cs="Times New Roman"/>
-          <w:color w:val="000000"/>
-          <w:sz w:val="24"/>
-          <w:szCs w:val="24"/>
-          <w:lang w:eastAsia="ru-RU"/>
+          <w:noProof/>
         </w:rPr>
         <w:lastRenderedPageBreak/>
-        <w:t xml:space="preserve">Ключ </w:t>
-      </w:r>
-      <w:r>
-        <w:rPr>
-          <w:rFonts w:ascii="Times New Roman" w:eastAsia="Times New Roman" w:hAnsi="Times New Roman" w:cs="Times New Roman"/>
-          <w:b/>
-          <w:bCs/>
-          <w:color w:val="C00000"/>
-          <w:sz w:val="24"/>
-          <w:szCs w:val="24"/>
-          <w:lang w:eastAsia="ru-RU"/>
-        </w:rPr>
-        <w:t xml:space="preserve">-m </w:t>
-      </w:r>
-      <w:r>
-        <w:rPr>
-          <w:rFonts w:ascii="Times New Roman" w:eastAsia="Times New Roman" w:hAnsi="Times New Roman" w:cs="Times New Roman"/>
-          <w:color w:val="000000"/>
-          <w:sz w:val="24"/>
-          <w:szCs w:val="24"/>
-          <w:lang w:eastAsia="ru-RU"/>
-        </w:rPr>
-        <w:t xml:space="preserve">позволяет задать описание коммита. Описание обязательно, иначе коммит не будет выполнен. </w:t>
-      </w:r>
-    </w:p>
-    <w:p>
-      <w:pPr>
-        <w:tabs>
-          <w:tab w:val="num" w:pos="142"/>
-        </w:tabs>
-        <w:spacing w:after="200" w:line="273" w:lineRule="auto"/>
-        <w:ind w:left="437"/>
-        <w:rPr>
-          <w:rFonts w:ascii="Times New Roman" w:eastAsia="Times New Roman" w:hAnsi="Times New Roman" w:cs="Times New Roman"/>
-          <w:sz w:val="24"/>
-          <w:szCs w:val="24"/>
-          <w:lang w:eastAsia="ru-RU"/>
-        </w:rPr>
-      </w:pPr>
-      <w:r>
-        <w:rPr>
-          <w:noProof/>
-        </w:rPr>
         <w:drawing>
-          <wp:inline distT="0" distB="0" distL="0" distR="0" wp14:anchorId="33A097D0" wp14:editId="0D23D61F">
-            <wp:extent cx="5727940" cy="1892329"/>
-            <wp:effectExtent l="0" t="0" r="6350" b="0"/>
-            <wp:docPr id="27" name="Рисунок 27"/>
+          <wp:inline distT="0" distB="0" distL="0" distR="0" wp14:anchorId="38471A62" wp14:editId="1ACBF5D3">
+            <wp:extent cx="5419725" cy="457200"/>
+            <wp:effectExtent l="0" t="0" r="9525" b="0"/>
+            <wp:docPr id="26" name="Рисунок 26"/>
             <wp:cNvGraphicFramePr>
               <a:graphicFrameLocks xmlns:a="http://schemas.openxmlformats.org/drawingml/2006/main" noChangeAspect="1"/>
             </wp:cNvGraphicFramePr>
@@ -4066,7 +3916,7 @@
                   <pic:spPr>
                     <a:xfrm>
                       <a:off x="0" y="0"/>
-                      <a:ext cx="5745260" cy="1898051"/>
+                      <a:ext cx="5419725" cy="457200"/>
                     </a:xfrm>
                     <a:prstGeom prst="rect">
                       <a:avLst/>
@@ -4081,10 +3931,6 @@
     </w:p>
     <w:p>
       <w:pPr>
-        <w:numPr>
-          <w:ilvl w:val="0"/>
-          <w:numId w:val="10"/>
-        </w:numPr>
         <w:tabs>
           <w:tab w:val="num" w:pos="142"/>
         </w:tabs>
@@ -4100,36 +3946,12 @@
       <w:r>
         <w:rPr>
           <w:rFonts w:ascii="Times New Roman" w:eastAsia="Times New Roman" w:hAnsi="Times New Roman" w:cs="Times New Roman"/>
-          <w:b/>
-          <w:bCs/>
-          <w:color w:val="000000"/>
-          <w:sz w:val="24"/>
-          <w:szCs w:val="24"/>
-          <w:lang w:eastAsia="ru-RU"/>
-        </w:rPr>
-        <w:t>Отправка изменений в удалённый репозиторий.</w:t>
-      </w:r>
-      <w:r>
-        <w:rPr>
-          <w:rFonts w:ascii="Times New Roman" w:eastAsia="Times New Roman" w:hAnsi="Times New Roman" w:cs="Times New Roman"/>
-          <w:color w:val="000000"/>
-          <w:sz w:val="24"/>
-          <w:szCs w:val="24"/>
-          <w:lang w:eastAsia="ru-RU"/>
-        </w:rPr>
-        <w:t xml:space="preserve"> К этому моменту мы уже немало сделали в нашей локальной копии репозитория, однако если вы обновите веб-страничку с главным репозиторием, вы увидите, что в нем никаких изменений нет. Как их туда </w:t>
-      </w:r>
-      <w:bookmarkStart w:id="6" w:name="_GoBack"/>
-      <w:bookmarkEnd w:id="6"/>
-      <w:r>
-        <w:rPr>
-          <w:rFonts w:ascii="Times New Roman" w:eastAsia="Times New Roman" w:hAnsi="Times New Roman" w:cs="Times New Roman"/>
-          <w:color w:val="000000"/>
-          <w:sz w:val="24"/>
-          <w:szCs w:val="24"/>
-          <w:lang w:eastAsia="ru-RU"/>
-        </w:rPr>
-        <w:t xml:space="preserve">внести? Для этого используется команда </w:t>
+          <w:color w:val="000000"/>
+          <w:sz w:val="24"/>
+          <w:szCs w:val="24"/>
+          <w:lang w:eastAsia="ru-RU"/>
+        </w:rPr>
+        <w:t xml:space="preserve">Давайте сохраним изменения в репозитории и сделаем первый коммит: </w:t>
       </w:r>
     </w:p>
     <w:p>
@@ -4143,10 +3965,9 @@
           <w:rFonts w:ascii="Times New Roman" w:eastAsia="Times New Roman" w:hAnsi="Times New Roman" w:cs="Times New Roman"/>
           <w:sz w:val="24"/>
           <w:szCs w:val="24"/>
-          <w:lang w:eastAsia="ru-RU"/>
-        </w:rPr>
-      </w:pPr>
-      <w:proofErr w:type="spellStart"/>
+          <w:lang w:val="en-US" w:eastAsia="ru-RU"/>
+        </w:rPr>
+      </w:pPr>
       <w:r>
         <w:rPr>
           <w:rFonts w:ascii="Times New Roman" w:eastAsia="Times New Roman" w:hAnsi="Times New Roman" w:cs="Times New Roman"/>
@@ -4155,11 +3976,10 @@
           <w:color w:val="C00000"/>
           <w:sz w:val="24"/>
           <w:szCs w:val="24"/>
-          <w:lang w:eastAsia="ru-RU"/>
-        </w:rPr>
-        <w:t>git</w:t>
-      </w:r>
-      <w:proofErr w:type="spellEnd"/>
+          <w:lang w:val="en-US" w:eastAsia="ru-RU"/>
+        </w:rPr>
+        <w:t>git commit -m "</w:t>
+      </w:r>
       <w:r>
         <w:rPr>
           <w:rFonts w:ascii="Times New Roman" w:eastAsia="Times New Roman" w:hAnsi="Times New Roman" w:cs="Times New Roman"/>
@@ -4168,11 +3988,10 @@
           <w:color w:val="C00000"/>
           <w:sz w:val="24"/>
           <w:szCs w:val="24"/>
-          <w:lang w:eastAsia="ru-RU"/>
-        </w:rPr>
-        <w:t xml:space="preserve"> </w:t>
-      </w:r>
-      <w:proofErr w:type="spellStart"/>
+          <w:lang w:val="en-US" w:eastAsia="ru-RU"/>
+        </w:rPr>
+        <w:t>My lab</w:t>
+      </w:r>
       <w:r>
         <w:rPr>
           <w:rFonts w:ascii="Times New Roman" w:eastAsia="Times New Roman" w:hAnsi="Times New Roman" w:cs="Times New Roman"/>
@@ -4181,20 +4000,9 @@
           <w:color w:val="C00000"/>
           <w:sz w:val="24"/>
           <w:szCs w:val="24"/>
-          <w:lang w:eastAsia="ru-RU"/>
-        </w:rPr>
-        <w:t>push</w:t>
-      </w:r>
-      <w:proofErr w:type="spellEnd"/>
-      <w:r>
-        <w:rPr>
-          <w:rFonts w:ascii="Times New Roman" w:eastAsia="Times New Roman" w:hAnsi="Times New Roman" w:cs="Times New Roman"/>
-          <w:color w:val="000000"/>
-          <w:sz w:val="24"/>
-          <w:szCs w:val="24"/>
-          <w:lang w:eastAsia="ru-RU"/>
-        </w:rPr>
-        <w:t> </w:t>
+          <w:lang w:val="en-US" w:eastAsia="ru-RU"/>
+        </w:rPr>
+        <w:t xml:space="preserve">" </w:t>
       </w:r>
     </w:p>
     <w:p>
@@ -4219,29 +4027,29 @@
           <w:szCs w:val="24"/>
           <w:lang w:eastAsia="ru-RU"/>
         </w:rPr>
-        <w:t xml:space="preserve">В процессе выполнения команды от вас потребуется залогиниться на </w:t>
-      </w:r>
-      <w:proofErr w:type="spellStart"/>
-      <w:r>
-        <w:rPr>
-          <w:rFonts w:ascii="Times New Roman" w:eastAsia="Times New Roman" w:hAnsi="Times New Roman" w:cs="Times New Roman"/>
-          <w:color w:val="000000"/>
-          <w:sz w:val="24"/>
-          <w:szCs w:val="24"/>
-          <w:lang w:eastAsia="ru-RU"/>
-        </w:rPr>
-        <w:t>GitHub</w:t>
-      </w:r>
-      <w:proofErr w:type="spellEnd"/>
-      <w:r>
-        <w:rPr>
-          <w:rFonts w:ascii="Times New Roman" w:eastAsia="Times New Roman" w:hAnsi="Times New Roman" w:cs="Times New Roman"/>
-          <w:color w:val="000000"/>
-          <w:sz w:val="24"/>
-          <w:szCs w:val="24"/>
-          <w:lang w:eastAsia="ru-RU"/>
-        </w:rPr>
-        <w:t xml:space="preserve">. </w:t>
+        <w:t xml:space="preserve">Ключ </w:t>
+      </w:r>
+      <w:r>
+        <w:rPr>
+          <w:rFonts w:ascii="Times New Roman" w:eastAsia="Times New Roman" w:hAnsi="Times New Roman" w:cs="Times New Roman"/>
+          <w:b/>
+          <w:bCs/>
+          <w:color w:val="C00000"/>
+          <w:sz w:val="24"/>
+          <w:szCs w:val="24"/>
+          <w:lang w:eastAsia="ru-RU"/>
+        </w:rPr>
+        <w:t xml:space="preserve">-m </w:t>
+      </w:r>
+      <w:r>
+        <w:rPr>
+          <w:rFonts w:ascii="Times New Roman" w:eastAsia="Times New Roman" w:hAnsi="Times New Roman" w:cs="Times New Roman"/>
+          <w:color w:val="000000"/>
+          <w:sz w:val="24"/>
+          <w:szCs w:val="24"/>
+          <w:lang w:eastAsia="ru-RU"/>
+        </w:rPr>
+        <w:t xml:space="preserve">позволяет задать описание коммита. Описание обязательно, иначе коммит не будет выполнен. </w:t>
       </w:r>
     </w:p>
     <w:p>
@@ -4260,38 +4068,13 @@
       </w:pPr>
       <w:r>
         <w:rPr>
-          <w:rFonts w:ascii="Times New Roman" w:eastAsia="Times New Roman" w:hAnsi="Times New Roman" w:cs="Times New Roman"/>
-          <w:color w:val="000000"/>
-          <w:sz w:val="24"/>
-          <w:szCs w:val="24"/>
-          <w:lang w:eastAsia="ru-RU"/>
-        </w:rPr>
-        <w:t>Так как мы с вами создали новую ветку, при попытке запушить изменения мы получим следующую ошибку:</w:t>
-      </w:r>
-    </w:p>
-    <w:p>
-      <w:pPr>
-        <w:tabs>
-          <w:tab w:val="num" w:pos="142"/>
-        </w:tabs>
-        <w:spacing w:after="200" w:line="273" w:lineRule="auto"/>
-        <w:ind w:left="437"/>
-        <w:rPr>
-          <w:rFonts w:ascii="Times New Roman" w:eastAsia="Times New Roman" w:hAnsi="Times New Roman" w:cs="Times New Roman"/>
-          <w:sz w:val="24"/>
-          <w:szCs w:val="24"/>
-          <w:lang w:eastAsia="ru-RU"/>
-        </w:rPr>
-      </w:pPr>
-      <w:r>
-        <w:rPr>
           <w:noProof/>
         </w:rPr>
         <w:drawing>
-          <wp:inline distT="0" distB="0" distL="0" distR="0" wp14:anchorId="1079AC2D" wp14:editId="26CF061A">
-            <wp:extent cx="5543550" cy="1409700"/>
-            <wp:effectExtent l="0" t="0" r="0" b="0"/>
-            <wp:docPr id="28" name="Рисунок 28"/>
+          <wp:inline distT="0" distB="0" distL="0" distR="0" wp14:anchorId="33A097D0" wp14:editId="0D23D61F">
+            <wp:extent cx="5727940" cy="1892329"/>
+            <wp:effectExtent l="0" t="0" r="6350" b="0"/>
+            <wp:docPr id="27" name="Рисунок 27"/>
             <wp:cNvGraphicFramePr>
               <a:graphicFrameLocks xmlns:a="http://schemas.openxmlformats.org/drawingml/2006/main" noChangeAspect="1"/>
             </wp:cNvGraphicFramePr>
@@ -4311,7 +4094,7 @@
                   <pic:spPr>
                     <a:xfrm>
                       <a:off x="0" y="0"/>
-                      <a:ext cx="5543550" cy="1409700"/>
+                      <a:ext cx="5745260" cy="1898051"/>
                     </a:xfrm>
                     <a:prstGeom prst="rect">
                       <a:avLst/>
@@ -4326,6 +4109,10 @@
     </w:p>
     <w:p>
       <w:pPr>
+        <w:numPr>
+          <w:ilvl w:val="0"/>
+          <w:numId w:val="10"/>
+        </w:numPr>
         <w:tabs>
           <w:tab w:val="num" w:pos="142"/>
         </w:tabs>
@@ -4341,78 +4128,24 @@
       <w:r>
         <w:rPr>
           <w:rFonts w:ascii="Times New Roman" w:eastAsia="Times New Roman" w:hAnsi="Times New Roman" w:cs="Times New Roman"/>
-          <w:color w:val="000000"/>
-          <w:sz w:val="24"/>
-          <w:szCs w:val="24"/>
-          <w:lang w:eastAsia="ru-RU"/>
-        </w:rPr>
-        <w:t>Она возникает тогда, когда мы пытаемся запушить изменения в удаленный репозиторий из локальной ветки, которая еще не была подключена к удаленной ветке. Другими словами, </w:t>
-      </w:r>
-      <w:r>
-        <w:rPr>
-          <w:rFonts w:ascii="Times New Roman" w:eastAsia="Times New Roman" w:hAnsi="Times New Roman" w:cs="Times New Roman"/>
-          <w:b/>
-          <w:bCs/>
-          <w:color w:val="000000"/>
-          <w:sz w:val="24"/>
-          <w:szCs w:val="24"/>
-          <w:lang w:eastAsia="ru-RU"/>
-        </w:rPr>
-        <w:t>нет вышестоящей ветки</w:t>
-      </w:r>
-      <w:r>
-        <w:rPr>
-          <w:rFonts w:ascii="Times New Roman" w:eastAsia="Times New Roman" w:hAnsi="Times New Roman" w:cs="Times New Roman"/>
-          <w:color w:val="000000"/>
-          <w:sz w:val="24"/>
-          <w:szCs w:val="24"/>
-          <w:lang w:eastAsia="ru-RU"/>
-        </w:rPr>
-        <w:t xml:space="preserve">. Это означает, что </w:t>
-      </w:r>
-      <w:proofErr w:type="spellStart"/>
-      <w:r>
-        <w:rPr>
-          <w:rFonts w:ascii="Times New Roman" w:eastAsia="Times New Roman" w:hAnsi="Times New Roman" w:cs="Times New Roman"/>
-          <w:color w:val="000000"/>
-          <w:sz w:val="24"/>
-          <w:szCs w:val="24"/>
-          <w:lang w:eastAsia="ru-RU"/>
-        </w:rPr>
-        <w:t>git</w:t>
-      </w:r>
-      <w:proofErr w:type="spellEnd"/>
-      <w:r>
-        <w:rPr>
-          <w:rFonts w:ascii="Times New Roman" w:eastAsia="Times New Roman" w:hAnsi="Times New Roman" w:cs="Times New Roman"/>
-          <w:color w:val="000000"/>
-          <w:sz w:val="24"/>
-          <w:szCs w:val="24"/>
-          <w:lang w:eastAsia="ru-RU"/>
-        </w:rPr>
-        <w:t> </w:t>
-      </w:r>
-      <w:r>
-        <w:rPr>
-          <w:rFonts w:ascii="Times New Roman" w:eastAsia="Times New Roman" w:hAnsi="Times New Roman" w:cs="Times New Roman"/>
-          <w:b/>
-          <w:bCs/>
-          <w:color w:val="000000"/>
-          <w:sz w:val="24"/>
-          <w:szCs w:val="24"/>
-          <w:lang w:eastAsia="ru-RU"/>
-        </w:rPr>
-        <w:t>не знает, куда отправлять ваши изменения</w:t>
-      </w:r>
-      <w:r>
-        <w:rPr>
-          <w:rFonts w:ascii="Times New Roman" w:eastAsia="Times New Roman" w:hAnsi="Times New Roman" w:cs="Times New Roman"/>
-          <w:color w:val="000000"/>
-          <w:sz w:val="24"/>
-          <w:szCs w:val="24"/>
-          <w:lang w:eastAsia="ru-RU"/>
-        </w:rPr>
-        <w:t xml:space="preserve">. Для того, чтобы установить вышестоящую ветку, нужно выполнить команду: </w:t>
+          <w:b/>
+          <w:bCs/>
+          <w:color w:val="000000"/>
+          <w:sz w:val="24"/>
+          <w:szCs w:val="24"/>
+          <w:lang w:eastAsia="ru-RU"/>
+        </w:rPr>
+        <w:t>Отправка изменений в удалённый репозиторий.</w:t>
+      </w:r>
+      <w:r>
+        <w:rPr>
+          <w:rFonts w:ascii="Times New Roman" w:eastAsia="Times New Roman" w:hAnsi="Times New Roman" w:cs="Times New Roman"/>
+          <w:color w:val="000000"/>
+          <w:sz w:val="24"/>
+          <w:szCs w:val="24"/>
+          <w:lang w:eastAsia="ru-RU"/>
+        </w:rPr>
+        <w:t xml:space="preserve"> Для этого используется команда </w:t>
       </w:r>
     </w:p>
     <w:p>
@@ -4426,9 +4159,10 @@
           <w:rFonts w:ascii="Times New Roman" w:eastAsia="Times New Roman" w:hAnsi="Times New Roman" w:cs="Times New Roman"/>
           <w:sz w:val="24"/>
           <w:szCs w:val="24"/>
-          <w:lang w:val="en-US" w:eastAsia="ru-RU"/>
-        </w:rPr>
-      </w:pPr>
+          <w:lang w:eastAsia="ru-RU"/>
+        </w:rPr>
+      </w:pPr>
+      <w:proofErr w:type="spellStart"/>
       <w:r>
         <w:rPr>
           <w:rFonts w:ascii="Times New Roman" w:eastAsia="Times New Roman" w:hAnsi="Times New Roman" w:cs="Times New Roman"/>
@@ -4437,91 +4171,46 @@
           <w:color w:val="C00000"/>
           <w:sz w:val="24"/>
           <w:szCs w:val="24"/>
-          <w:lang w:val="en-US" w:eastAsia="ru-RU"/>
-        </w:rPr>
-        <w:t>git push</w:t>
-      </w:r>
-      <w:r>
-        <w:rPr>
-          <w:rFonts w:ascii="Times New Roman" w:eastAsia="Times New Roman" w:hAnsi="Times New Roman" w:cs="Times New Roman"/>
-          <w:color w:val="000000"/>
-          <w:sz w:val="24"/>
-          <w:szCs w:val="24"/>
-          <w:lang w:val="en-US" w:eastAsia="ru-RU"/>
+          <w:lang w:eastAsia="ru-RU"/>
+        </w:rPr>
+        <w:t>git</w:t>
+      </w:r>
+      <w:proofErr w:type="spellEnd"/>
+      <w:r>
+        <w:rPr>
+          <w:rFonts w:ascii="Times New Roman" w:eastAsia="Times New Roman" w:hAnsi="Times New Roman" w:cs="Times New Roman"/>
+          <w:b/>
+          <w:bCs/>
+          <w:color w:val="C00000"/>
+          <w:sz w:val="24"/>
+          <w:szCs w:val="24"/>
+          <w:lang w:eastAsia="ru-RU"/>
+        </w:rPr>
+        <w:t xml:space="preserve"> </w:t>
+      </w:r>
+      <w:proofErr w:type="spellStart"/>
+      <w:r>
+        <w:rPr>
+          <w:rFonts w:ascii="Times New Roman" w:eastAsia="Times New Roman" w:hAnsi="Times New Roman" w:cs="Times New Roman"/>
+          <w:b/>
+          <w:bCs/>
+          <w:color w:val="C00000"/>
+          <w:sz w:val="24"/>
+          <w:szCs w:val="24"/>
+          <w:lang w:eastAsia="ru-RU"/>
+        </w:rPr>
+        <w:t>push</w:t>
+      </w:r>
+      <w:proofErr w:type="spellEnd"/>
+      <w:r>
+        <w:rPr>
+          <w:rFonts w:ascii="Times New Roman" w:eastAsia="Times New Roman" w:hAnsi="Times New Roman" w:cs="Times New Roman"/>
+          <w:color w:val="000000"/>
+          <w:sz w:val="24"/>
+          <w:szCs w:val="24"/>
+          <w:lang w:eastAsia="ru-RU"/>
         </w:rPr>
         <w:t> </w:t>
-      </w:r>
-      <w:r>
-        <w:rPr>
-          <w:rFonts w:ascii="Times New Roman" w:eastAsia="Times New Roman" w:hAnsi="Times New Roman" w:cs="Times New Roman"/>
-          <w:b/>
-          <w:bCs/>
-          <w:color w:val="C00000"/>
-          <w:sz w:val="24"/>
-          <w:szCs w:val="24"/>
-          <w:lang w:val="en-US" w:eastAsia="ru-RU"/>
-        </w:rPr>
-        <w:t xml:space="preserve">--set-upstream origin </w:t>
-      </w:r>
-      <w:r>
-        <w:rPr>
-          <w:rFonts w:ascii="Times New Roman" w:eastAsia="Times New Roman" w:hAnsi="Times New Roman" w:cs="Times New Roman"/>
-          <w:b/>
-          <w:bCs/>
-          <w:color w:val="C00000"/>
-          <w:sz w:val="24"/>
-          <w:szCs w:val="24"/>
-          <w:lang w:val="en-US" w:eastAsia="ru-RU"/>
-        </w:rPr>
-        <w:t>Marusova</w:t>
-      </w:r>
-      <w:r>
-        <w:rPr>
-          <w:rFonts w:ascii="Times New Roman" w:eastAsia="Times New Roman" w:hAnsi="Times New Roman" w:cs="Times New Roman"/>
-          <w:b/>
-          <w:bCs/>
-          <w:color w:val="C00000"/>
-          <w:sz w:val="24"/>
-          <w:szCs w:val="24"/>
-          <w:lang w:val="en-US" w:eastAsia="ru-RU"/>
-        </w:rPr>
-        <w:t>_</w:t>
-      </w:r>
-      <w:r>
-        <w:rPr>
-          <w:rFonts w:ascii="Times New Roman" w:eastAsia="Times New Roman" w:hAnsi="Times New Roman" w:cs="Times New Roman"/>
-          <w:b/>
-          <w:bCs/>
-          <w:color w:val="C00000"/>
-          <w:sz w:val="24"/>
-          <w:szCs w:val="24"/>
-          <w:lang w:val="en-US" w:eastAsia="ru-RU"/>
-        </w:rPr>
-        <w:t>S</w:t>
-      </w:r>
-      <w:r>
-        <w:rPr>
-          <w:rFonts w:ascii="Times New Roman" w:eastAsia="Times New Roman" w:hAnsi="Times New Roman" w:cs="Times New Roman"/>
-          <w:b/>
-          <w:bCs/>
-          <w:color w:val="C00000"/>
-          <w:sz w:val="24"/>
-          <w:szCs w:val="24"/>
-          <w:lang w:val="en-US" w:eastAsia="ru-RU"/>
-        </w:rPr>
-        <w:t>_</w:t>
-      </w:r>
-      <w:r>
-        <w:rPr>
-          <w:rFonts w:ascii="Times New Roman" w:eastAsia="Times New Roman" w:hAnsi="Times New Roman" w:cs="Times New Roman"/>
-          <w:b/>
-          <w:bCs/>
-          <w:color w:val="C00000"/>
-          <w:sz w:val="24"/>
-          <w:szCs w:val="24"/>
-          <w:lang w:val="en-US" w:eastAsia="ru-RU"/>
-        </w:rPr>
-        <w:t>V_25POz</w:t>
       </w:r>
     </w:p>
     <w:p>
@@ -4533,34 +4222,31 @@
         <w:ind w:left="437"/>
         <w:rPr>
           <w:rFonts w:ascii="Times New Roman" w:eastAsia="Times New Roman" w:hAnsi="Times New Roman" w:cs="Times New Roman"/>
-          <w:color w:val="000000"/>
-          <w:sz w:val="24"/>
-          <w:szCs w:val="24"/>
-          <w:lang w:eastAsia="ru-RU"/>
-        </w:rPr>
-      </w:pPr>
-      <w:r>
-        <w:rPr>
-          <w:rFonts w:ascii="Times New Roman" w:eastAsia="Times New Roman" w:hAnsi="Times New Roman" w:cs="Times New Roman"/>
-          <w:color w:val="000000"/>
-          <w:sz w:val="24"/>
-          <w:szCs w:val="24"/>
-          <w:lang w:eastAsia="ru-RU"/>
-        </w:rPr>
-        <w:t xml:space="preserve">Тем самым мы выставим восходящую ветку текущей ветви на </w:t>
+          <w:sz w:val="24"/>
+          <w:szCs w:val="24"/>
+          <w:lang w:eastAsia="ru-RU"/>
+        </w:rPr>
+      </w:pPr>
+      <w:r>
+        <w:rPr>
+          <w:rFonts w:ascii="Times New Roman" w:eastAsia="Times New Roman" w:hAnsi="Times New Roman" w:cs="Times New Roman"/>
+          <w:color w:val="000000"/>
+          <w:sz w:val="24"/>
+          <w:szCs w:val="24"/>
+          <w:lang w:eastAsia="ru-RU"/>
+        </w:rPr>
+        <w:t xml:space="preserve">В процессе выполнения команды от вас потребуется залогиниться на </w:t>
       </w:r>
       <w:proofErr w:type="spellStart"/>
       <w:r>
         <w:rPr>
           <w:rFonts w:ascii="Times New Roman" w:eastAsia="Times New Roman" w:hAnsi="Times New Roman" w:cs="Times New Roman"/>
-          <w:b/>
-          <w:bCs/>
-          <w:color w:val="C00000"/>
-          <w:sz w:val="24"/>
-          <w:szCs w:val="24"/>
-          <w:lang w:eastAsia="ru-RU"/>
-        </w:rPr>
-        <w:t>origin</w:t>
+          <w:color w:val="000000"/>
+          <w:sz w:val="24"/>
+          <w:szCs w:val="24"/>
+          <w:lang w:eastAsia="ru-RU"/>
+        </w:rPr>
+        <w:t>GitHub</w:t>
       </w:r>
       <w:proofErr w:type="spellEnd"/>
       <w:r>
@@ -4571,7 +4257,7 @@
           <w:szCs w:val="24"/>
           <w:lang w:eastAsia="ru-RU"/>
         </w:rPr>
-        <w:t>.</w:t>
+        <w:t xml:space="preserve">. </w:t>
       </w:r>
     </w:p>
     <w:p>
@@ -4590,14 +4276,38 @@
       </w:pPr>
       <w:r>
         <w:rPr>
+          <w:rFonts w:ascii="Times New Roman" w:eastAsia="Times New Roman" w:hAnsi="Times New Roman" w:cs="Times New Roman"/>
+          <w:color w:val="000000"/>
+          <w:sz w:val="24"/>
+          <w:szCs w:val="24"/>
+          <w:lang w:eastAsia="ru-RU"/>
+        </w:rPr>
+        <w:t>Так как мы с вами создали новую ветку, при попытке запушить изменения мы получим следующую ошибку:</w:t>
+      </w:r>
+    </w:p>
+    <w:p>
+      <w:pPr>
+        <w:tabs>
+          <w:tab w:val="num" w:pos="142"/>
+        </w:tabs>
+        <w:spacing w:after="200" w:line="273" w:lineRule="auto"/>
+        <w:ind w:left="437"/>
+        <w:rPr>
+          <w:rFonts w:ascii="Times New Roman" w:eastAsia="Times New Roman" w:hAnsi="Times New Roman" w:cs="Times New Roman"/>
+          <w:sz w:val="24"/>
+          <w:szCs w:val="24"/>
+          <w:lang w:eastAsia="ru-RU"/>
+        </w:rPr>
+      </w:pPr>
+      <w:r>
+        <w:rPr>
           <w:noProof/>
         </w:rPr>
-        <w:lastRenderedPageBreak/>
         <w:drawing>
-          <wp:inline distT="0" distB="0" distL="0" distR="0" wp14:anchorId="28D7826D" wp14:editId="6EB353B4">
-            <wp:extent cx="5581650" cy="2343150"/>
+          <wp:inline distT="0" distB="0" distL="0" distR="0" wp14:anchorId="1079AC2D" wp14:editId="26CF061A">
+            <wp:extent cx="5543550" cy="1409700"/>
             <wp:effectExtent l="0" t="0" r="0" b="0"/>
-            <wp:docPr id="29" name="Рисунок 29"/>
+            <wp:docPr id="28" name="Рисунок 28"/>
             <wp:cNvGraphicFramePr>
               <a:graphicFrameLocks xmlns:a="http://schemas.openxmlformats.org/drawingml/2006/main" noChangeAspect="1"/>
             </wp:cNvGraphicFramePr>
@@ -4617,7 +4327,7 @@
                   <pic:spPr>
                     <a:xfrm>
                       <a:off x="0" y="0"/>
-                      <a:ext cx="5581650" cy="2343150"/>
+                      <a:ext cx="5543550" cy="1409700"/>
                     </a:xfrm>
                     <a:prstGeom prst="rect">
                       <a:avLst/>
@@ -4652,7 +4362,73 @@
           <w:szCs w:val="24"/>
           <w:lang w:eastAsia="ru-RU"/>
         </w:rPr>
-        <w:t>Когда после успешного завершения команды мы обновим страничку с главным репозиторием, мы увидим, что теперь его содержимое совпадает с нашим локальным репозиторием.</w:t>
+        <w:t>Она возникает тогда, когда мы пытаемся запушить изменения в удаленный репозиторий из локальной ветки, которая еще не была подключена к удаленной ветке. Другими словами, </w:t>
+      </w:r>
+      <w:r>
+        <w:rPr>
+          <w:rFonts w:ascii="Times New Roman" w:eastAsia="Times New Roman" w:hAnsi="Times New Roman" w:cs="Times New Roman"/>
+          <w:b/>
+          <w:bCs/>
+          <w:color w:val="000000"/>
+          <w:sz w:val="24"/>
+          <w:szCs w:val="24"/>
+          <w:lang w:eastAsia="ru-RU"/>
+        </w:rPr>
+        <w:t>нет вышестоящей ветки</w:t>
+      </w:r>
+      <w:r>
+        <w:rPr>
+          <w:rFonts w:ascii="Times New Roman" w:eastAsia="Times New Roman" w:hAnsi="Times New Roman" w:cs="Times New Roman"/>
+          <w:color w:val="000000"/>
+          <w:sz w:val="24"/>
+          <w:szCs w:val="24"/>
+          <w:lang w:eastAsia="ru-RU"/>
+        </w:rPr>
+        <w:t xml:space="preserve">. Это означает, что </w:t>
+      </w:r>
+      <w:proofErr w:type="spellStart"/>
+      <w:r>
+        <w:rPr>
+          <w:rFonts w:ascii="Times New Roman" w:eastAsia="Times New Roman" w:hAnsi="Times New Roman" w:cs="Times New Roman"/>
+          <w:color w:val="000000"/>
+          <w:sz w:val="24"/>
+          <w:szCs w:val="24"/>
+          <w:lang w:eastAsia="ru-RU"/>
+        </w:rPr>
+        <w:t>git</w:t>
+      </w:r>
+      <w:proofErr w:type="spellEnd"/>
+      <w:r>
+        <w:rPr>
+          <w:rFonts w:ascii="Times New Roman" w:eastAsia="Times New Roman" w:hAnsi="Times New Roman" w:cs="Times New Roman"/>
+          <w:color w:val="000000"/>
+          <w:sz w:val="24"/>
+          <w:szCs w:val="24"/>
+          <w:lang w:eastAsia="ru-RU"/>
+        </w:rPr>
+        <w:t> </w:t>
+      </w:r>
+      <w:r>
+        <w:rPr>
+          <w:rFonts w:ascii="Times New Roman" w:eastAsia="Times New Roman" w:hAnsi="Times New Roman" w:cs="Times New Roman"/>
+          <w:b/>
+          <w:bCs/>
+          <w:color w:val="000000"/>
+          <w:sz w:val="24"/>
+          <w:szCs w:val="24"/>
+          <w:lang w:eastAsia="ru-RU"/>
+        </w:rPr>
+        <w:t>не знает, куда отправлять ваши изменения</w:t>
+      </w:r>
+      <w:r>
+        <w:rPr>
+          <w:rFonts w:ascii="Times New Roman" w:eastAsia="Times New Roman" w:hAnsi="Times New Roman" w:cs="Times New Roman"/>
+          <w:color w:val="000000"/>
+          <w:sz w:val="24"/>
+          <w:szCs w:val="24"/>
+          <w:lang w:eastAsia="ru-RU"/>
+        </w:rPr>
+        <w:t xml:space="preserve">. Для того, чтобы установить вышестоящую ветку, нужно выполнить команду: </w:t>
       </w:r>
     </w:p>
     <w:p>
@@ -4660,12 +4436,269 @@
         <w:tabs>
           <w:tab w:val="num" w:pos="142"/>
         </w:tabs>
-        <w:spacing w:after="200" w:line="240" w:lineRule="auto"/>
+        <w:spacing w:after="200" w:line="273" w:lineRule="auto"/>
         <w:ind w:left="437"/>
         <w:rPr>
           <w:rFonts w:ascii="Times New Roman" w:eastAsia="Times New Roman" w:hAnsi="Times New Roman" w:cs="Times New Roman"/>
-          <w:sz w:val="28"/>
-          <w:szCs w:val="28"/>
+          <w:sz w:val="24"/>
+          <w:szCs w:val="24"/>
+          <w:lang w:eastAsia="ru-RU"/>
+        </w:rPr>
+      </w:pPr>
+      <w:r>
+        <w:rPr>
+          <w:rFonts w:ascii="Times New Roman" w:eastAsia="Times New Roman" w:hAnsi="Times New Roman" w:cs="Times New Roman"/>
+          <w:b/>
+          <w:bCs/>
+          <w:color w:val="C00000"/>
+          <w:sz w:val="24"/>
+          <w:szCs w:val="24"/>
+          <w:lang w:val="en-US" w:eastAsia="ru-RU"/>
+        </w:rPr>
+        <w:t>git push</w:t>
+      </w:r>
+      <w:r>
+        <w:rPr>
+          <w:rFonts w:ascii="Times New Roman" w:eastAsia="Times New Roman" w:hAnsi="Times New Roman" w:cs="Times New Roman"/>
+          <w:color w:val="000000"/>
+          <w:sz w:val="24"/>
+          <w:szCs w:val="24"/>
+          <w:lang w:val="en-US" w:eastAsia="ru-RU"/>
+        </w:rPr>
+        <w:t> </w:t>
+      </w:r>
+      <w:r>
+        <w:rPr>
+          <w:rFonts w:ascii="Times New Roman" w:eastAsia="Times New Roman" w:hAnsi="Times New Roman" w:cs="Times New Roman"/>
+          <w:b/>
+          <w:bCs/>
+          <w:color w:val="C00000"/>
+          <w:sz w:val="24"/>
+          <w:szCs w:val="24"/>
+          <w:lang w:eastAsia="ru-RU"/>
+        </w:rPr>
+        <w:t>--</w:t>
+      </w:r>
+      <w:r>
+        <w:rPr>
+          <w:rFonts w:ascii="Times New Roman" w:eastAsia="Times New Roman" w:hAnsi="Times New Roman" w:cs="Times New Roman"/>
+          <w:b/>
+          <w:bCs/>
+          <w:color w:val="C00000"/>
+          <w:sz w:val="24"/>
+          <w:szCs w:val="24"/>
+          <w:lang w:val="en-US" w:eastAsia="ru-RU"/>
+        </w:rPr>
+        <w:t>set</w:t>
+      </w:r>
+      <w:r>
+        <w:rPr>
+          <w:rFonts w:ascii="Times New Roman" w:eastAsia="Times New Roman" w:hAnsi="Times New Roman" w:cs="Times New Roman"/>
+          <w:b/>
+          <w:bCs/>
+          <w:color w:val="C00000"/>
+          <w:sz w:val="24"/>
+          <w:szCs w:val="24"/>
+          <w:lang w:eastAsia="ru-RU"/>
+        </w:rPr>
+        <w:t>-</w:t>
+      </w:r>
+      <w:r>
+        <w:rPr>
+          <w:rFonts w:ascii="Times New Roman" w:eastAsia="Times New Roman" w:hAnsi="Times New Roman" w:cs="Times New Roman"/>
+          <w:b/>
+          <w:bCs/>
+          <w:color w:val="C00000"/>
+          <w:sz w:val="24"/>
+          <w:szCs w:val="24"/>
+          <w:lang w:val="en-US" w:eastAsia="ru-RU"/>
+        </w:rPr>
+        <w:t>upstream</w:t>
+      </w:r>
+      <w:r>
+        <w:rPr>
+          <w:rFonts w:ascii="Times New Roman" w:eastAsia="Times New Roman" w:hAnsi="Times New Roman" w:cs="Times New Roman"/>
+          <w:b/>
+          <w:bCs/>
+          <w:color w:val="C00000"/>
+          <w:sz w:val="24"/>
+          <w:szCs w:val="24"/>
+          <w:lang w:eastAsia="ru-RU"/>
+        </w:rPr>
+        <w:t xml:space="preserve"> </w:t>
+      </w:r>
+      <w:r>
+        <w:rPr>
+          <w:rFonts w:ascii="Times New Roman" w:eastAsia="Times New Roman" w:hAnsi="Times New Roman" w:cs="Times New Roman"/>
+          <w:b/>
+          <w:bCs/>
+          <w:color w:val="C00000"/>
+          <w:sz w:val="24"/>
+          <w:szCs w:val="24"/>
+          <w:lang w:val="en-US" w:eastAsia="ru-RU"/>
+        </w:rPr>
+        <w:t>origin</w:t>
+      </w:r>
+      <w:r>
+        <w:rPr>
+          <w:rFonts w:ascii="Times New Roman" w:eastAsia="Times New Roman" w:hAnsi="Times New Roman" w:cs="Times New Roman"/>
+          <w:b/>
+          <w:bCs/>
+          <w:color w:val="C00000"/>
+          <w:sz w:val="24"/>
+          <w:szCs w:val="24"/>
+          <w:lang w:eastAsia="ru-RU"/>
+        </w:rPr>
+        <w:t xml:space="preserve"> </w:t>
+      </w:r>
+      <w:proofErr w:type="spellStart"/>
+      <w:r>
+        <w:rPr>
+          <w:rFonts w:ascii="Times New Roman" w:eastAsia="Times New Roman" w:hAnsi="Times New Roman" w:cs="Times New Roman"/>
+          <w:b/>
+          <w:bCs/>
+          <w:color w:val="C00000"/>
+          <w:sz w:val="24"/>
+          <w:szCs w:val="24"/>
+          <w:lang w:val="en-US" w:eastAsia="ru-RU"/>
+        </w:rPr>
+        <w:t>Marusova</w:t>
+      </w:r>
+      <w:proofErr w:type="spellEnd"/>
+      <w:r>
+        <w:rPr>
+          <w:rFonts w:ascii="Times New Roman" w:eastAsia="Times New Roman" w:hAnsi="Times New Roman" w:cs="Times New Roman"/>
+          <w:b/>
+          <w:bCs/>
+          <w:color w:val="C00000"/>
+          <w:sz w:val="24"/>
+          <w:szCs w:val="24"/>
+          <w:lang w:eastAsia="ru-RU"/>
+        </w:rPr>
+        <w:t>_</w:t>
+      </w:r>
+      <w:r>
+        <w:rPr>
+          <w:rFonts w:ascii="Times New Roman" w:eastAsia="Times New Roman" w:hAnsi="Times New Roman" w:cs="Times New Roman"/>
+          <w:b/>
+          <w:bCs/>
+          <w:color w:val="C00000"/>
+          <w:sz w:val="24"/>
+          <w:szCs w:val="24"/>
+          <w:lang w:val="en-US" w:eastAsia="ru-RU"/>
+        </w:rPr>
+        <w:t>S</w:t>
+      </w:r>
+      <w:r>
+        <w:rPr>
+          <w:rFonts w:ascii="Times New Roman" w:eastAsia="Times New Roman" w:hAnsi="Times New Roman" w:cs="Times New Roman"/>
+          <w:b/>
+          <w:bCs/>
+          <w:color w:val="C00000"/>
+          <w:sz w:val="24"/>
+          <w:szCs w:val="24"/>
+          <w:lang w:eastAsia="ru-RU"/>
+        </w:rPr>
+        <w:t>_</w:t>
+      </w:r>
+      <w:r>
+        <w:rPr>
+          <w:rFonts w:ascii="Times New Roman" w:eastAsia="Times New Roman" w:hAnsi="Times New Roman" w:cs="Times New Roman"/>
+          <w:b/>
+          <w:bCs/>
+          <w:color w:val="C00000"/>
+          <w:sz w:val="24"/>
+          <w:szCs w:val="24"/>
+          <w:lang w:val="en-US" w:eastAsia="ru-RU"/>
+        </w:rPr>
+        <w:t>V</w:t>
+      </w:r>
+      <w:r>
+        <w:rPr>
+          <w:rFonts w:ascii="Times New Roman" w:eastAsia="Times New Roman" w:hAnsi="Times New Roman" w:cs="Times New Roman"/>
+          <w:b/>
+          <w:bCs/>
+          <w:color w:val="C00000"/>
+          <w:sz w:val="24"/>
+          <w:szCs w:val="24"/>
+          <w:lang w:eastAsia="ru-RU"/>
+        </w:rPr>
+        <w:t>_25</w:t>
+      </w:r>
+      <w:proofErr w:type="spellStart"/>
+      <w:r>
+        <w:rPr>
+          <w:rFonts w:ascii="Times New Roman" w:eastAsia="Times New Roman" w:hAnsi="Times New Roman" w:cs="Times New Roman"/>
+          <w:b/>
+          <w:bCs/>
+          <w:color w:val="C00000"/>
+          <w:sz w:val="24"/>
+          <w:szCs w:val="24"/>
+          <w:lang w:val="en-US" w:eastAsia="ru-RU"/>
+        </w:rPr>
+        <w:t>POz</w:t>
+      </w:r>
+      <w:proofErr w:type="spellEnd"/>
+    </w:p>
+    <w:p>
+      <w:pPr>
+        <w:tabs>
+          <w:tab w:val="num" w:pos="142"/>
+        </w:tabs>
+        <w:spacing w:after="200" w:line="273" w:lineRule="auto"/>
+        <w:ind w:left="437"/>
+        <w:rPr>
+          <w:rFonts w:ascii="Times New Roman" w:eastAsia="Times New Roman" w:hAnsi="Times New Roman" w:cs="Times New Roman"/>
+          <w:color w:val="000000"/>
+          <w:sz w:val="24"/>
+          <w:szCs w:val="24"/>
+          <w:lang w:eastAsia="ru-RU"/>
+        </w:rPr>
+      </w:pPr>
+      <w:r>
+        <w:rPr>
+          <w:rFonts w:ascii="Times New Roman" w:eastAsia="Times New Roman" w:hAnsi="Times New Roman" w:cs="Times New Roman"/>
+          <w:color w:val="000000"/>
+          <w:sz w:val="24"/>
+          <w:szCs w:val="24"/>
+          <w:lang w:eastAsia="ru-RU"/>
+        </w:rPr>
+        <w:t xml:space="preserve">Тем самым мы выставим восходящую ветку текущей ветви на </w:t>
+      </w:r>
+      <w:proofErr w:type="spellStart"/>
+      <w:r>
+        <w:rPr>
+          <w:rFonts w:ascii="Times New Roman" w:eastAsia="Times New Roman" w:hAnsi="Times New Roman" w:cs="Times New Roman"/>
+          <w:color w:val="000000" w:themeColor="text1"/>
+          <w:sz w:val="24"/>
+          <w:szCs w:val="24"/>
+          <w:lang w:eastAsia="ru-RU"/>
+        </w:rPr>
+        <w:t>origin</w:t>
+      </w:r>
+      <w:proofErr w:type="spellEnd"/>
+      <w:r>
+        <w:rPr>
+          <w:rFonts w:ascii="Times New Roman" w:eastAsia="Times New Roman" w:hAnsi="Times New Roman" w:cs="Times New Roman"/>
+          <w:color w:val="000000" w:themeColor="text1"/>
+          <w:sz w:val="24"/>
+          <w:szCs w:val="24"/>
+          <w:lang w:eastAsia="ru-RU"/>
+        </w:rPr>
+        <w:t>.</w:t>
+      </w:r>
+    </w:p>
+    <w:p>
+      <w:pPr>
+        <w:tabs>
+          <w:tab w:val="num" w:pos="142"/>
+        </w:tabs>
+        <w:spacing w:after="200" w:line="273" w:lineRule="auto"/>
+        <w:ind w:left="437"/>
+        <w:rPr>
+          <w:rFonts w:ascii="Times New Roman" w:eastAsia="Times New Roman" w:hAnsi="Times New Roman" w:cs="Times New Roman"/>
+          <w:sz w:val="24"/>
+          <w:szCs w:val="24"/>
           <w:lang w:eastAsia="ru-RU"/>
         </w:rPr>
       </w:pPr>
@@ -4673,11 +4706,12 @@
         <w:rPr>
           <w:noProof/>
         </w:rPr>
+        <w:lastRenderedPageBreak/>
         <w:drawing>
-          <wp:inline distT="0" distB="0" distL="0" distR="0" wp14:anchorId="4A285F1B" wp14:editId="107D640D">
-            <wp:extent cx="5814204" cy="2545646"/>
-            <wp:effectExtent l="0" t="0" r="0" b="7620"/>
-            <wp:docPr id="1" name="Рисунок 1"/>
+          <wp:inline distT="0" distB="0" distL="0" distR="0" wp14:anchorId="28D7826D" wp14:editId="5FF46ED9">
+            <wp:extent cx="5013981" cy="2104845"/>
+            <wp:effectExtent l="0" t="0" r="0" b="0"/>
+            <wp:docPr id="29" name="Рисунок 29"/>
             <wp:cNvGraphicFramePr>
               <a:graphicFrameLocks xmlns:a="http://schemas.openxmlformats.org/drawingml/2006/main" noChangeAspect="1"/>
             </wp:cNvGraphicFramePr>
@@ -4697,11 +4731,224 @@
                   <pic:spPr>
                     <a:xfrm>
                       <a:off x="0" y="0"/>
-                      <a:ext cx="5832829" cy="2553801"/>
+                      <a:ext cx="5034014" cy="2113255"/>
                     </a:xfrm>
                     <a:prstGeom prst="rect">
                       <a:avLst/>
                     </a:prstGeom>
+                  </pic:spPr>
+                </pic:pic>
+              </a:graphicData>
+            </a:graphic>
+          </wp:inline>
+        </w:drawing>
+      </w:r>
+    </w:p>
+    <w:p>
+      <w:pPr>
+        <w:tabs>
+          <w:tab w:val="num" w:pos="142"/>
+        </w:tabs>
+        <w:spacing w:after="200" w:line="273" w:lineRule="auto"/>
+        <w:ind w:left="437"/>
+        <w:rPr>
+          <w:rFonts w:ascii="Times New Roman" w:eastAsia="Times New Roman" w:hAnsi="Times New Roman" w:cs="Times New Roman"/>
+          <w:color w:val="000000"/>
+          <w:sz w:val="24"/>
+          <w:szCs w:val="24"/>
+          <w:lang w:eastAsia="ru-RU"/>
+        </w:rPr>
+      </w:pPr>
+      <w:r>
+        <w:rPr>
+          <w:rFonts w:ascii="Times New Roman" w:eastAsia="Times New Roman" w:hAnsi="Times New Roman" w:cs="Times New Roman"/>
+          <w:color w:val="000000"/>
+          <w:sz w:val="24"/>
+          <w:szCs w:val="24"/>
+          <w:lang w:eastAsia="ru-RU"/>
+        </w:rPr>
+        <w:t>Когда после успешного завершения команды мы обновим страничку с главным репозиторием, мы увидим, что теперь его содержимое совпадает с нашим локальн</w:t>
+      </w:r>
+      <w:bookmarkStart w:id="6" w:name="_GoBack"/>
+      <w:bookmarkEnd w:id="6"/>
+      <w:r>
+        <w:rPr>
+          <w:rFonts w:ascii="Times New Roman" w:eastAsia="Times New Roman" w:hAnsi="Times New Roman" w:cs="Times New Roman"/>
+          <w:color w:val="000000"/>
+          <w:sz w:val="24"/>
+          <w:szCs w:val="24"/>
+          <w:lang w:eastAsia="ru-RU"/>
+        </w:rPr>
+        <w:t>ым репозиторием.</w:t>
+      </w:r>
+    </w:p>
+    <w:p>
+      <w:pPr>
+        <w:tabs>
+          <w:tab w:val="num" w:pos="142"/>
+        </w:tabs>
+        <w:spacing w:after="200" w:line="273" w:lineRule="auto"/>
+        <w:ind w:left="437"/>
+        <w:rPr>
+          <w:rFonts w:ascii="Times New Roman" w:eastAsia="Times New Roman" w:hAnsi="Times New Roman" w:cs="Times New Roman"/>
+          <w:sz w:val="24"/>
+          <w:szCs w:val="24"/>
+          <w:lang w:eastAsia="ru-RU"/>
+        </w:rPr>
+      </w:pPr>
+      <w:r>
+        <w:rPr>
+          <w:noProof/>
+        </w:rPr>
+        <w:drawing>
+          <wp:inline distT="0" distB="0" distL="0" distR="0" wp14:anchorId="7D83957D" wp14:editId="0A0D2CF8">
+            <wp:extent cx="3183147" cy="404416"/>
+            <wp:effectExtent l="0" t="0" r="0" b="0"/>
+            <wp:docPr id="5" name="Рисунок 5"/>
+            <wp:cNvGraphicFramePr>
+              <a:graphicFrameLocks xmlns:a="http://schemas.openxmlformats.org/drawingml/2006/main" noChangeAspect="1"/>
+            </wp:cNvGraphicFramePr>
+            <a:graphic xmlns:a="http://schemas.openxmlformats.org/drawingml/2006/main">
+              <a:graphicData uri="http://schemas.openxmlformats.org/drawingml/2006/picture">
+                <pic:pic xmlns:pic="http://schemas.openxmlformats.org/drawingml/2006/picture">
+                  <pic:nvPicPr>
+                    <pic:cNvPr id="1" name=""/>
+                    <pic:cNvPicPr/>
+                  </pic:nvPicPr>
+                  <pic:blipFill>
+                    <a:blip r:embed="rId17"/>
+                    <a:stretch>
+                      <a:fillRect/>
+                    </a:stretch>
+                  </pic:blipFill>
+                  <pic:spPr>
+                    <a:xfrm>
+                      <a:off x="0" y="0"/>
+                      <a:ext cx="3455928" cy="439073"/>
+                    </a:xfrm>
+                    <a:prstGeom prst="rect">
+                      <a:avLst/>
+                    </a:prstGeom>
+                  </pic:spPr>
+                </pic:pic>
+              </a:graphicData>
+            </a:graphic>
+          </wp:inline>
+        </w:drawing>
+      </w:r>
+    </w:p>
+    <w:p>
+      <w:pPr>
+        <w:tabs>
+          <w:tab w:val="num" w:pos="142"/>
+        </w:tabs>
+        <w:spacing w:after="200" w:line="240" w:lineRule="auto"/>
+        <w:ind w:left="437"/>
+        <w:rPr>
+          <w:rFonts w:ascii="Times New Roman" w:eastAsia="Times New Roman" w:hAnsi="Times New Roman" w:cs="Times New Roman"/>
+          <w:sz w:val="28"/>
+          <w:szCs w:val="28"/>
+          <w:lang w:eastAsia="ru-RU"/>
+        </w:rPr>
+      </w:pPr>
+      <w:r>
+        <w:rPr>
+          <w:noProof/>
+        </w:rPr>
+        <w:drawing>
+          <wp:inline distT="0" distB="0" distL="0" distR="0" wp14:anchorId="4A285F1B" wp14:editId="3794B314">
+            <wp:extent cx="3560913" cy="1559083"/>
+            <wp:effectExtent l="19050" t="19050" r="20955" b="22225"/>
+            <wp:docPr id="1" name="Рисунок 1"/>
+            <wp:cNvGraphicFramePr>
+              <a:graphicFrameLocks xmlns:a="http://schemas.openxmlformats.org/drawingml/2006/main" noChangeAspect="1"/>
+            </wp:cNvGraphicFramePr>
+            <a:graphic xmlns:a="http://schemas.openxmlformats.org/drawingml/2006/main">
+              <a:graphicData uri="http://schemas.openxmlformats.org/drawingml/2006/picture">
+                <pic:pic xmlns:pic="http://schemas.openxmlformats.org/drawingml/2006/picture">
+                  <pic:nvPicPr>
+                    <pic:cNvPr id="1" name=""/>
+                    <pic:cNvPicPr/>
+                  </pic:nvPicPr>
+                  <pic:blipFill>
+                    <a:blip r:embed="rId18"/>
+                    <a:stretch>
+                      <a:fillRect/>
+                    </a:stretch>
+                  </pic:blipFill>
+                  <pic:spPr>
+                    <a:xfrm>
+                      <a:off x="0" y="0"/>
+                      <a:ext cx="3612878" cy="1581835"/>
+                    </a:xfrm>
+                    <a:prstGeom prst="rect">
+                      <a:avLst/>
+                    </a:prstGeom>
+                    <a:ln w="12700">
+                      <a:solidFill>
+                        <a:schemeClr val="tx1"/>
+                      </a:solidFill>
+                    </a:ln>
+                  </pic:spPr>
+                </pic:pic>
+              </a:graphicData>
+            </a:graphic>
+          </wp:inline>
+        </w:drawing>
+      </w:r>
+    </w:p>
+    <w:p>
+      <w:pPr>
+        <w:tabs>
+          <w:tab w:val="num" w:pos="142"/>
+        </w:tabs>
+        <w:spacing w:after="200" w:line="240" w:lineRule="auto"/>
+        <w:ind w:left="437"/>
+        <w:rPr>
+          <w:rFonts w:ascii="Times New Roman" w:eastAsia="Times New Roman" w:hAnsi="Times New Roman" w:cs="Times New Roman"/>
+          <w:sz w:val="28"/>
+          <w:szCs w:val="28"/>
+          <w:lang w:eastAsia="ru-RU"/>
+        </w:rPr>
+      </w:pPr>
+      <w:r>
+        <w:rPr>
+          <w:noProof/>
+        </w:rPr>
+        <w:drawing>
+          <wp:inline distT="0" distB="0" distL="0" distR="0" wp14:anchorId="3B1BFB42" wp14:editId="5B2CCF29">
+            <wp:extent cx="3104231" cy="3819705"/>
+            <wp:effectExtent l="19050" t="19050" r="20320" b="9525"/>
+            <wp:docPr id="2" name="Рисунок 2"/>
+            <wp:cNvGraphicFramePr>
+              <a:graphicFrameLocks xmlns:a="http://schemas.openxmlformats.org/drawingml/2006/main" noChangeAspect="1"/>
+            </wp:cNvGraphicFramePr>
+            <a:graphic xmlns:a="http://schemas.openxmlformats.org/drawingml/2006/main">
+              <a:graphicData uri="http://schemas.openxmlformats.org/drawingml/2006/picture">
+                <pic:pic xmlns:pic="http://schemas.openxmlformats.org/drawingml/2006/picture">
+                  <pic:nvPicPr>
+                    <pic:cNvPr id="1" name=""/>
+                    <pic:cNvPicPr/>
+                  </pic:nvPicPr>
+                  <pic:blipFill>
+                    <a:blip r:embed="rId19"/>
+                    <a:stretch>
+                      <a:fillRect/>
+                    </a:stretch>
+                  </pic:blipFill>
+                  <pic:spPr>
+                    <a:xfrm>
+                      <a:off x="0" y="0"/>
+                      <a:ext cx="3140999" cy="3864948"/>
+                    </a:xfrm>
+                    <a:prstGeom prst="rect">
+                      <a:avLst/>
+                    </a:prstGeom>
+                    <a:ln w="12700">
+                      <a:solidFill>
+                        <a:schemeClr val="tx1"/>
+                      </a:solidFill>
+                    </a:ln>
                   </pic:spPr>
                 </pic:pic>
               </a:graphicData>
